--- a/templates/official-template.docx
+++ b/templates/official-template.docx
@@ -276,6 +276,7 @@
       <w:footnotePr>
         <w:numRestart w:val="eachSect"/>
       </w:footnotePr>
+      <w:pgSz w:w="11906" w:h="16838"/>
       <w:pgMar w:top="2098" w:right="1474" w:bottom="1984" w:left="1587" w:header="851" w:footer="1417" w:gutter="0"/>
       <w:pgNumType w:fmt="decimal" w:start="1"/>
       <w:cols w:space="720" w:num="1"/>
